--- a/讨论课5-服务详细设计-静态模型（类图），动态模型（顺序图）/3-9作业5.docx
+++ b/讨论课5-服务详细设计-静态模型（类图），动态模型（顺序图）/3-9作业5.docx
@@ -472,7 +472,7 @@
             <w:fldChar w:fldCharType="begin"/>
           </w:r>
           <w:r>
-            <w:instrText xml:space="preserve"> HYPERLINK \l _Toc22119 </w:instrText>
+            <w:instrText xml:space="preserve"> HYPERLINK \l _Toc22035 </w:instrText>
           </w:r>
           <w:r>
             <w:fldChar w:fldCharType="separate"/>
@@ -498,7 +498,7 @@
             <w:fldChar w:fldCharType="begin"/>
           </w:r>
           <w:r>
-            <w:instrText xml:space="preserve"> PAGEREF _Toc22119 \h </w:instrText>
+            <w:instrText xml:space="preserve"> PAGEREF _Toc22035 \h </w:instrText>
           </w:r>
           <w:r>
             <w:fldChar w:fldCharType="separate"/>
@@ -524,7 +524,7 @@
             <w:fldChar w:fldCharType="begin"/>
           </w:r>
           <w:r>
-            <w:instrText xml:space="preserve"> HYPERLINK \l _Toc2785 </w:instrText>
+            <w:instrText xml:space="preserve"> HYPERLINK \l _Toc15139 </w:instrText>
           </w:r>
           <w:r>
             <w:fldChar w:fldCharType="separate"/>
@@ -550,7 +550,7 @@
             <w:fldChar w:fldCharType="begin"/>
           </w:r>
           <w:r>
-            <w:instrText xml:space="preserve"> PAGEREF _Toc2785 \h </w:instrText>
+            <w:instrText xml:space="preserve"> PAGEREF _Toc15139 \h </w:instrText>
           </w:r>
           <w:r>
             <w:fldChar w:fldCharType="separate"/>
@@ -576,7 +576,7 @@
             <w:fldChar w:fldCharType="begin"/>
           </w:r>
           <w:r>
-            <w:instrText xml:space="preserve"> HYPERLINK \l _Toc21932 </w:instrText>
+            <w:instrText xml:space="preserve"> HYPERLINK \l _Toc22917 </w:instrText>
           </w:r>
           <w:r>
             <w:fldChar w:fldCharType="separate"/>
@@ -595,7 +595,7 @@
             <w:fldChar w:fldCharType="begin"/>
           </w:r>
           <w:r>
-            <w:instrText xml:space="preserve"> PAGEREF _Toc21932 \h </w:instrText>
+            <w:instrText xml:space="preserve"> PAGEREF _Toc22917 \h </w:instrText>
           </w:r>
           <w:r>
             <w:fldChar w:fldCharType="separate"/>
@@ -621,7 +621,7 @@
             <w:fldChar w:fldCharType="begin"/>
           </w:r>
           <w:r>
-            <w:instrText xml:space="preserve"> HYPERLINK \l _Toc24723 </w:instrText>
+            <w:instrText xml:space="preserve"> HYPERLINK \l _Toc28637 </w:instrText>
           </w:r>
           <w:r>
             <w:fldChar w:fldCharType="separate"/>
@@ -640,7 +640,7 @@
             <w:fldChar w:fldCharType="begin"/>
           </w:r>
           <w:r>
-            <w:instrText xml:space="preserve"> PAGEREF _Toc24723 \h </w:instrText>
+            <w:instrText xml:space="preserve"> PAGEREF _Toc28637 \h </w:instrText>
           </w:r>
           <w:r>
             <w:fldChar w:fldCharType="separate"/>
@@ -666,7 +666,7 @@
             <w:fldChar w:fldCharType="begin"/>
           </w:r>
           <w:r>
-            <w:instrText xml:space="preserve"> HYPERLINK \l _Toc21048 </w:instrText>
+            <w:instrText xml:space="preserve"> HYPERLINK \l _Toc2507 </w:instrText>
           </w:r>
           <w:r>
             <w:fldChar w:fldCharType="separate"/>
@@ -692,7 +692,7 @@
             <w:fldChar w:fldCharType="begin"/>
           </w:r>
           <w:r>
-            <w:instrText xml:space="preserve"> PAGEREF _Toc21048 \h </w:instrText>
+            <w:instrText xml:space="preserve"> PAGEREF _Toc2507 \h </w:instrText>
           </w:r>
           <w:r>
             <w:fldChar w:fldCharType="separate"/>
@@ -718,7 +718,7 @@
             <w:fldChar w:fldCharType="begin"/>
           </w:r>
           <w:r>
-            <w:instrText xml:space="preserve"> HYPERLINK \l _Toc2476 </w:instrText>
+            <w:instrText xml:space="preserve"> HYPERLINK \l _Toc20685 </w:instrText>
           </w:r>
           <w:r>
             <w:fldChar w:fldCharType="separate"/>
@@ -743,7 +743,7 @@
             <w:fldChar w:fldCharType="begin"/>
           </w:r>
           <w:r>
-            <w:instrText xml:space="preserve"> PAGEREF _Toc2476 \h </w:instrText>
+            <w:instrText xml:space="preserve"> PAGEREF _Toc20685 \h </w:instrText>
           </w:r>
           <w:r>
             <w:fldChar w:fldCharType="separate"/>
@@ -769,7 +769,7 @@
             <w:fldChar w:fldCharType="begin"/>
           </w:r>
           <w:r>
-            <w:instrText xml:space="preserve"> HYPERLINK \l _Toc13274 </w:instrText>
+            <w:instrText xml:space="preserve"> HYPERLINK \l _Toc31318 </w:instrText>
           </w:r>
           <w:r>
             <w:fldChar w:fldCharType="separate"/>
@@ -815,7 +815,7 @@
             <w:fldChar w:fldCharType="begin"/>
           </w:r>
           <w:r>
-            <w:instrText xml:space="preserve"> PAGEREF _Toc13274 \h </w:instrText>
+            <w:instrText xml:space="preserve"> PAGEREF _Toc31318 \h </w:instrText>
           </w:r>
           <w:r>
             <w:fldChar w:fldCharType="separate"/>
@@ -841,7 +841,7 @@
             <w:fldChar w:fldCharType="begin"/>
           </w:r>
           <w:r>
-            <w:instrText xml:space="preserve"> HYPERLINK \l _Toc8863 </w:instrText>
+            <w:instrText xml:space="preserve"> HYPERLINK \l _Toc2873 </w:instrText>
           </w:r>
           <w:r>
             <w:fldChar w:fldCharType="separate"/>
@@ -860,7 +860,7 @@
             <w:fldChar w:fldCharType="begin"/>
           </w:r>
           <w:r>
-            <w:instrText xml:space="preserve"> PAGEREF _Toc8863 \h </w:instrText>
+            <w:instrText xml:space="preserve"> PAGEREF _Toc2873 \h </w:instrText>
           </w:r>
           <w:r>
             <w:fldChar w:fldCharType="separate"/>
@@ -886,7 +886,7 @@
             <w:fldChar w:fldCharType="begin"/>
           </w:r>
           <w:r>
-            <w:instrText xml:space="preserve"> HYPERLINK \l _Toc12691 </w:instrText>
+            <w:instrText xml:space="preserve"> HYPERLINK \l _Toc21638 </w:instrText>
           </w:r>
           <w:r>
             <w:fldChar w:fldCharType="separate"/>
@@ -905,7 +905,7 @@
             <w:fldChar w:fldCharType="begin"/>
           </w:r>
           <w:r>
-            <w:instrText xml:space="preserve"> PAGEREF _Toc12691 \h </w:instrText>
+            <w:instrText xml:space="preserve"> PAGEREF _Toc21638 \h </w:instrText>
           </w:r>
           <w:r>
             <w:fldChar w:fldCharType="separate"/>
@@ -931,7 +931,7 @@
             <w:fldChar w:fldCharType="begin"/>
           </w:r>
           <w:r>
-            <w:instrText xml:space="preserve"> HYPERLINK \l _Toc18782 </w:instrText>
+            <w:instrText xml:space="preserve"> HYPERLINK \l _Toc22385 </w:instrText>
           </w:r>
           <w:r>
             <w:fldChar w:fldCharType="separate"/>
@@ -956,7 +956,7 @@
             <w:fldChar w:fldCharType="begin"/>
           </w:r>
           <w:r>
-            <w:instrText xml:space="preserve"> PAGEREF _Toc18782 \h </w:instrText>
+            <w:instrText xml:space="preserve"> PAGEREF _Toc22385 \h </w:instrText>
           </w:r>
           <w:r>
             <w:fldChar w:fldCharType="separate"/>
@@ -982,7 +982,7 @@
             <w:fldChar w:fldCharType="begin"/>
           </w:r>
           <w:r>
-            <w:instrText xml:space="preserve"> HYPERLINK \l _Toc28856 </w:instrText>
+            <w:instrText xml:space="preserve"> HYPERLINK \l _Toc31276 </w:instrText>
           </w:r>
           <w:r>
             <w:fldChar w:fldCharType="separate"/>
@@ -1029,7 +1029,7 @@
             <w:fldChar w:fldCharType="begin"/>
           </w:r>
           <w:r>
-            <w:instrText xml:space="preserve"> PAGEREF _Toc28856 \h </w:instrText>
+            <w:instrText xml:space="preserve"> PAGEREF _Toc31276 \h </w:instrText>
           </w:r>
           <w:r>
             <w:fldChar w:fldCharType="separate"/>
@@ -1055,7 +1055,7 @@
             <w:fldChar w:fldCharType="begin"/>
           </w:r>
           <w:r>
-            <w:instrText xml:space="preserve"> HYPERLINK \l _Toc14444 </w:instrText>
+            <w:instrText xml:space="preserve"> HYPERLINK \l _Toc30647 </w:instrText>
           </w:r>
           <w:r>
             <w:fldChar w:fldCharType="separate"/>
@@ -1074,7 +1074,7 @@
             <w:fldChar w:fldCharType="begin"/>
           </w:r>
           <w:r>
-            <w:instrText xml:space="preserve"> PAGEREF _Toc14444 \h </w:instrText>
+            <w:instrText xml:space="preserve"> PAGEREF _Toc30647 \h </w:instrText>
           </w:r>
           <w:r>
             <w:fldChar w:fldCharType="separate"/>
@@ -1100,7 +1100,7 @@
             <w:fldChar w:fldCharType="begin"/>
           </w:r>
           <w:r>
-            <w:instrText xml:space="preserve"> HYPERLINK \l _Toc18998 </w:instrText>
+            <w:instrText xml:space="preserve"> HYPERLINK \l _Toc21844 </w:instrText>
           </w:r>
           <w:r>
             <w:fldChar w:fldCharType="separate"/>
@@ -1119,13 +1119,64 @@
             <w:fldChar w:fldCharType="begin"/>
           </w:r>
           <w:r>
-            <w:instrText xml:space="preserve"> PAGEREF _Toc18998 \h </w:instrText>
+            <w:instrText xml:space="preserve"> PAGEREF _Toc21844 \h </w:instrText>
           </w:r>
           <w:r>
             <w:fldChar w:fldCharType="separate"/>
           </w:r>
           <w:r>
             <w:t>6</w:t>
+          </w:r>
+          <w:r>
+            <w:fldChar w:fldCharType="end"/>
+          </w:r>
+          <w:r>
+            <w:fldChar w:fldCharType="end"/>
+          </w:r>
+        </w:p>
+        <w:p>
+          <w:pPr>
+            <w:pStyle w:val="17"/>
+            <w:tabs>
+              <w:tab w:val="right" w:leader="dot" w:pos="8689"/>
+            </w:tabs>
+          </w:pPr>
+          <w:r>
+            <w:fldChar w:fldCharType="begin"/>
+          </w:r>
+          <w:r>
+            <w:instrText xml:space="preserve"> HYPERLINK \l _Toc25457 </w:instrText>
+          </w:r>
+          <w:r>
+            <w:fldChar w:fldCharType="separate"/>
+          </w:r>
+          <w:r>
+            <w:rPr>
+              <w:rFonts w:hint="eastAsia"/>
+            </w:rPr>
+            <w:t xml:space="preserve">3.3 </w:t>
+          </w:r>
+          <w:r>
+            <w:rPr>
+              <w:rFonts w:hint="eastAsia"/>
+              <w:lang w:val="en-US" w:eastAsia="zh-CN"/>
+            </w:rPr>
+            <w:t>平台管理员审核服务商变更</w:t>
+          </w:r>
+          <w:r>
+            <w:tab/>
+          </w:r>
+          <w:r>
+            <w:fldChar w:fldCharType="begin"/>
+          </w:r>
+          <w:r>
+            <w:instrText xml:space="preserve"> PAGEREF _Toc25457 \h </w:instrText>
+          </w:r>
+          <w:r>
+            <w:fldChar w:fldCharType="separate"/>
+          </w:r>
+          <w:r>
+            <w:t>7</w:t>
           </w:r>
           <w:r>
             <w:fldChar w:fldCharType="end"/>
@@ -1145,7 +1196,7 @@
             <w:fldChar w:fldCharType="begin"/>
           </w:r>
           <w:r>
-            <w:instrText xml:space="preserve"> HYPERLINK \l _Toc13201 </w:instrText>
+            <w:instrText xml:space="preserve"> HYPERLINK \l _Toc1837 </w:instrText>
           </w:r>
           <w:r>
             <w:fldChar w:fldCharType="separate"/>
@@ -1164,13 +1215,13 @@
             <w:fldChar w:fldCharType="begin"/>
           </w:r>
           <w:r>
-            <w:instrText xml:space="preserve"> PAGEREF _Toc13201 \h </w:instrText>
+            <w:instrText xml:space="preserve"> PAGEREF _Toc1837 \h </w:instrText>
           </w:r>
           <w:r>
             <w:fldChar w:fldCharType="separate"/>
           </w:r>
           <w:r>
-            <w:t>7</w:t>
+            <w:t>8</w:t>
           </w:r>
           <w:r>
             <w:fldChar w:fldCharType="end"/>
@@ -1202,7 +1253,7 @@
         </w:rPr>
       </w:pPr>
       <w:bookmarkStart w:id="0" w:name="_Toc30858"/>
-      <w:bookmarkStart w:id="1" w:name="_Toc22119"/>
+      <w:bookmarkStart w:id="1" w:name="_Toc22035"/>
       <w:r>
         <w:rPr>
           <w:rFonts w:hint="default"/>
@@ -1271,7 +1322,7 @@
         </w:rPr>
       </w:pPr>
       <w:bookmarkStart w:id="2" w:name="_Toc1223"/>
-      <w:bookmarkStart w:id="3" w:name="_Toc2785"/>
+      <w:bookmarkStart w:id="3" w:name="_Toc15139"/>
       <w:r>
         <w:rPr>
           <w:rFonts w:hint="default"/>
@@ -1292,7 +1343,7 @@
         </w:rPr>
       </w:pPr>
       <w:bookmarkStart w:id="4" w:name="_Toc15137"/>
-      <w:bookmarkStart w:id="5" w:name="_Toc21932"/>
+      <w:bookmarkStart w:id="5" w:name="_Toc22917"/>
       <w:r>
         <w:rPr>
           <w:rFonts w:hint="eastAsia"/>
@@ -1360,7 +1411,7 @@
           <w:lang w:val="en-US" w:eastAsia="zh-CN"/>
         </w:rPr>
       </w:pPr>
-      <w:bookmarkStart w:id="6" w:name="_Toc24723"/>
+      <w:bookmarkStart w:id="6" w:name="_Toc28637"/>
       <w:r>
         <w:rPr>
           <w:rFonts w:hint="eastAsia"/>
@@ -1431,7 +1482,7 @@
         </w:rPr>
       </w:pPr>
       <w:bookmarkStart w:id="7" w:name="_Toc6802"/>
-      <w:bookmarkStart w:id="8" w:name="_Toc21048"/>
+      <w:bookmarkStart w:id="8" w:name="_Toc2507"/>
       <w:r>
         <w:rPr>
           <w:rFonts w:hint="default"/>
@@ -1450,7 +1501,7 @@
           <w:rFonts w:hint="eastAsia"/>
         </w:rPr>
       </w:pPr>
-      <w:bookmarkStart w:id="9" w:name="_Toc2476"/>
+      <w:bookmarkStart w:id="9" w:name="_Toc20685"/>
       <w:r>
         <w:rPr>
           <w:rFonts w:hint="eastAsia"/>
@@ -1470,7 +1521,7 @@
         </w:rPr>
       </w:pPr>
       <w:bookmarkStart w:id="10" w:name="_Toc5380"/>
-      <w:bookmarkStart w:id="11" w:name="_Toc13274"/>
+      <w:bookmarkStart w:id="11" w:name="_Toc31318"/>
       <w:r>
         <w:rPr>
           <w:rFonts w:hint="eastAsia"/>
@@ -1556,7 +1607,7 @@
         </w:rPr>
       </w:pPr>
       <w:bookmarkStart w:id="12" w:name="_Toc17746"/>
-      <w:bookmarkStart w:id="13" w:name="_Toc8863"/>
+      <w:bookmarkStart w:id="13" w:name="_Toc2873"/>
       <w:r>
         <w:rPr>
           <w:rFonts w:hint="eastAsia"/>
@@ -1622,7 +1673,7 @@
         </w:rPr>
       </w:pPr>
       <w:bookmarkStart w:id="14" w:name="_Toc26763"/>
-      <w:bookmarkStart w:id="15" w:name="_Toc12691"/>
+      <w:bookmarkStart w:id="15" w:name="_Toc21638"/>
       <w:r>
         <w:rPr>
           <w:rFonts w:hint="eastAsia"/>
@@ -1686,7 +1737,7 @@
           <w:rFonts w:hint="eastAsia"/>
         </w:rPr>
       </w:pPr>
-      <w:bookmarkStart w:id="16" w:name="_Toc18782"/>
+      <w:bookmarkStart w:id="16" w:name="_Toc22385"/>
       <w:r>
         <w:rPr>
           <w:rFonts w:hint="eastAsia"/>
@@ -1722,7 +1773,7 @@
         </w:rPr>
       </w:pPr>
       <w:bookmarkStart w:id="18" w:name="_Toc916"/>
-      <w:bookmarkStart w:id="19" w:name="_Toc28856"/>
+      <w:bookmarkStart w:id="19" w:name="_Toc31276"/>
       <w:r>
         <w:rPr>
           <w:rFonts w:hint="eastAsia"/>
@@ -1859,7 +1910,7 @@
         </w:rPr>
       </w:pPr>
       <w:bookmarkStart w:id="20" w:name="_Toc17572"/>
-      <w:bookmarkStart w:id="21" w:name="_Toc14444"/>
+      <w:bookmarkStart w:id="21" w:name="_Toc30647"/>
       <w:r>
         <w:rPr>
           <w:rFonts w:hint="eastAsia"/>
@@ -1928,7 +1979,7 @@
         </w:rPr>
       </w:pPr>
       <w:bookmarkStart w:id="22" w:name="_Toc29932"/>
-      <w:bookmarkStart w:id="23" w:name="_Toc18998"/>
+      <w:bookmarkStart w:id="23" w:name="_Toc21844"/>
       <w:r>
         <w:rPr>
           <w:rFonts w:hint="eastAsia"/>
@@ -2032,6 +2083,81 @@
     </w:p>
     <w:p>
       <w:pPr>
+        <w:pStyle w:val="3"/>
+        <w:bidi w:val="0"/>
+        <w:rPr>
+          <w:rFonts w:hint="eastAsia"/>
+        </w:rPr>
+      </w:pPr>
+      <w:bookmarkStart w:id="24" w:name="_Toc25457"/>
+      <w:r>
+        <w:rPr>
+          <w:rFonts w:hint="eastAsia"/>
+          <w:lang w:val="en-US" w:eastAsia="zh-CN"/>
+        </w:rPr>
+        <w:t>平台管理员审核</w:t>
+      </w:r>
+      <w:bookmarkStart w:id="27" w:name="_GoBack"/>
+      <w:bookmarkEnd w:id="27"/>
+      <w:r>
+        <w:rPr>
+          <w:rFonts w:hint="eastAsia"/>
+          <w:lang w:val="en-US" w:eastAsia="zh-CN"/>
+        </w:rPr>
+        <w:t>服务商变更</w:t>
+      </w:r>
+      <w:bookmarkEnd w:id="24"/>
+    </w:p>
+    <w:p>
+      <w:pPr>
+        <w:ind w:left="0" w:leftChars="0" w:firstLine="0" w:firstLineChars="0"/>
+      </w:pPr>
+      <w:r>
+        <w:drawing>
+          <wp:inline distT="0" distB="0" distL="114300" distR="114300">
+            <wp:extent cx="5515610" cy="1565910"/>
+            <wp:effectExtent l="0" t="0" r="8890" b="8890"/>
+            <wp:docPr id="15" name="图片 1"/>
+            <wp:cNvGraphicFramePr>
+              <a:graphicFrameLocks xmlns:a="http://schemas.openxmlformats.org/drawingml/2006/main" noChangeAspect="1"/>
+            </wp:cNvGraphicFramePr>
+            <a:graphic xmlns:a="http://schemas.openxmlformats.org/drawingml/2006/main">
+              <a:graphicData uri="http://schemas.openxmlformats.org/drawingml/2006/picture">
+                <pic:pic xmlns:pic="http://schemas.openxmlformats.org/drawingml/2006/picture">
+                  <pic:nvPicPr>
+                    <pic:cNvPr id="15" name="图片 1"/>
+                    <pic:cNvPicPr>
+                      <a:picLocks noChangeAspect="1"/>
+                    </pic:cNvPicPr>
+                  </pic:nvPicPr>
+                  <pic:blipFill>
+                    <a:blip r:embed="rId19"/>
+                    <a:stretch>
+                      <a:fillRect/>
+                    </a:stretch>
+                  </pic:blipFill>
+                  <pic:spPr>
+                    <a:xfrm>
+                      <a:off x="0" y="0"/>
+                      <a:ext cx="5515610" cy="1565910"/>
+                    </a:xfrm>
+                    <a:prstGeom prst="rect">
+                      <a:avLst/>
+                    </a:prstGeom>
+                    <a:noFill/>
+                    <a:ln>
+                      <a:noFill/>
+                    </a:ln>
+                  </pic:spPr>
+                </pic:pic>
+              </a:graphicData>
+            </a:graphic>
+          </wp:inline>
+        </w:drawing>
+      </w:r>
+    </w:p>
+    <w:p>
+      <w:pPr>
         <w:rPr>
           <w:rFonts w:hint="default"/>
           <w:lang w:val="en-US" w:eastAsia="zh-CN"/>
@@ -2047,8 +2173,8 @@
           <w:lang w:val="en-US" w:eastAsia="zh-CN"/>
         </w:rPr>
       </w:pPr>
-      <w:bookmarkStart w:id="24" w:name="_Toc1795"/>
-      <w:bookmarkStart w:id="25" w:name="_Toc13201"/>
+      <w:bookmarkStart w:id="25" w:name="_Toc1795"/>
+      <w:bookmarkStart w:id="26" w:name="_Toc1837"/>
       <w:r>
         <w:rPr>
           <w:rFonts w:hint="eastAsia"/>
@@ -2056,8 +2182,8 @@
         </w:rPr>
         <w:t>静态模型-类图</w:t>
       </w:r>
-      <w:bookmarkEnd w:id="24"/>
       <w:bookmarkEnd w:id="25"/>
+      <w:bookmarkEnd w:id="26"/>
     </w:p>
     <w:p>
       <w:pPr>
@@ -2086,7 +2212,7 @@
                     </pic:cNvPicPr>
                   </pic:nvPicPr>
                   <pic:blipFill>
-                    <a:blip r:embed="rId19"/>
+                    <a:blip r:embed="rId20"/>
                     <a:stretch>
                       <a:fillRect/>
                     </a:stretch>
@@ -2110,8 +2236,6 @@
           </wp:inline>
         </w:drawing>
       </w:r>
-      <w:bookmarkStart w:id="26" w:name="_GoBack"/>
-      <w:bookmarkEnd w:id="26"/>
     </w:p>
     <w:sectPr>
       <w:pgSz w:w="11906" w:h="16838"/>
@@ -2439,7 +2563,7 @@
     <w:lsdException w:unhideWhenUsed="0" w:uiPriority="0" w:semiHidden="0" w:name="index 8"/>
     <w:lsdException w:unhideWhenUsed="0" w:uiPriority="0" w:semiHidden="0" w:name="index 9"/>
     <w:lsdException w:qFormat="1" w:unhideWhenUsed="0" w:uiPriority="0" w:semiHidden="0" w:name="toc 1"/>
-    <w:lsdException w:unhideWhenUsed="0" w:uiPriority="0" w:semiHidden="0" w:name="toc 2"/>
+    <w:lsdException w:qFormat="1" w:unhideWhenUsed="0" w:uiPriority="0" w:semiHidden="0" w:name="toc 2"/>
     <w:lsdException w:qFormat="1" w:unhideWhenUsed="0" w:uiPriority="0" w:semiHidden="0" w:name="toc 3"/>
     <w:lsdException w:unhideWhenUsed="0" w:uiPriority="0" w:semiHidden="0" w:name="toc 4"/>
     <w:lsdException w:unhideWhenUsed="0" w:uiPriority="0" w:semiHidden="0" w:name="toc 5"/>
@@ -3037,6 +3161,7 @@
     <w:name w:val="toc 2"/>
     <w:basedOn w:val="1"/>
     <w:next w:val="1"/>
+    <w:qFormat/>
     <w:uiPriority w:val="0"/>
     <w:pPr>
       <w:ind w:left="420" w:leftChars="200"/>
